--- a/www/docs/Sentiment Analysis on Tweets.docx
+++ b/www/docs/Sentiment Analysis on Tweets.docx
@@ -1011,44 +1011,49 @@
       <w:r>
         <w:rPr>
           <w:rFonts w:ascii="Bell MT" w:hAnsi="Bell MT"/>
+          <w:u w:val="dotted"/>
         </w:rPr>
         <w:t>with</w:t>
       </w:r>
-      <w:bookmarkStart w:id="0" w:name="_GoBack"/>
-      <w:bookmarkEnd w:id="0"/>
-      <w:r>
-        <w:rPr>
-          <w:rFonts w:ascii="Bell MT" w:hAnsi="Bell MT"/>
+      <w:r>
+        <w:rPr>
+          <w:rFonts w:ascii="Bell MT" w:hAnsi="Bell MT"/>
+          <w:u w:val="dotted"/>
         </w:rPr>
         <w:t xml:space="preserve"> the column</w:t>
       </w:r>
       <w:r>
         <w:rPr>
           <w:rFonts w:ascii="Bell MT" w:hAnsi="Bell MT"/>
+          <w:u w:val="dotted"/>
         </w:rPr>
         <w:t>s</w:t>
       </w:r>
       <w:r>
         <w:rPr>
           <w:rFonts w:ascii="Bell MT" w:hAnsi="Bell MT"/>
+          <w:u w:val="dotted"/>
         </w:rPr>
         <w:t xml:space="preserve"> </w:t>
       </w:r>
       <w:r>
         <w:rPr>
           <w:rFonts w:ascii="Bell MT" w:hAnsi="Bell MT"/>
+          <w:u w:val="dotted"/>
         </w:rPr>
         <w:t>which</w:t>
       </w:r>
       <w:r>
         <w:rPr>
           <w:rFonts w:ascii="Bell MT" w:hAnsi="Bell MT"/>
+          <w:u w:val="dotted"/>
         </w:rPr>
         <w:t xml:space="preserve"> Sentiment Analysis </w:t>
       </w:r>
       <w:r>
         <w:rPr>
           <w:rFonts w:ascii="Bell MT" w:hAnsi="Bell MT"/>
+          <w:u w:val="dotted"/>
         </w:rPr>
         <w:t>could be applied to</w:t>
       </w:r>
@@ -1612,7 +1617,20 @@
           <w:rFonts w:ascii="Bell MT" w:hAnsi="Bell MT"/>
         </w:rPr>
         <w:lastRenderedPageBreak/>
-        <w:t xml:space="preserve">For aggregated Sentiment, first of all, we concatenate each row of the selected field into one single document. Then Vader algorithm will be performed on this aggregated document. </w:t>
+        <w:t xml:space="preserve">For aggregated Sentiment, first of all, we </w:t>
+      </w:r>
+      <w:r>
+        <w:rPr>
+          <w:rFonts w:ascii="Bell MT" w:hAnsi="Bell MT"/>
+          <w:u w:val="dotted"/>
+        </w:rPr>
+        <w:t>concatenate each row of the selected field into one single document</w:t>
+      </w:r>
+      <w:r>
+        <w:rPr>
+          <w:rFonts w:ascii="Bell MT" w:hAnsi="Bell MT"/>
+        </w:rPr>
+        <w:t xml:space="preserve">. Then Vader algorithm will be performed on this aggregated document. </w:t>
       </w:r>
       <w:r>
         <w:rPr>
@@ -1744,10 +1762,10 @@
               <wp:anchor distT="0" distB="0" distL="114300" distR="114300" simplePos="0" relativeHeight="251668480" behindDoc="0" locked="0" layoutInCell="1" allowOverlap="1" wp14:editId="0814CC1B">
                 <wp:simplePos x="0" y="0"/>
                 <wp:positionH relativeFrom="margin">
-                  <wp:posOffset>4737100</wp:posOffset>
+                  <wp:posOffset>4759539</wp:posOffset>
                 </wp:positionH>
                 <wp:positionV relativeFrom="paragraph">
-                  <wp:posOffset>1187450</wp:posOffset>
+                  <wp:posOffset>1153792</wp:posOffset>
                 </wp:positionV>
                 <wp:extent cx="1562100" cy="222250"/>
                 <wp:effectExtent l="0" t="0" r="0" b="6350"/>
@@ -1791,12 +1809,14 @@
                           <w:p>
                             <w:pPr>
                               <w:rPr>
+                                <w:b/>
                                 <w:color w:val="FF0000"/>
                                 <w:sz w:val="16"/>
                               </w:rPr>
                             </w:pPr>
                             <w:r>
                               <w:rPr>
+                                <w:b/>
                                 <w:color w:val="FF0000"/>
                                 <w:sz w:val="16"/>
                               </w:rPr>
@@ -1824,18 +1844,24 @@
           </mc:Choice>
           <mc:Fallback>
             <w:pict>
-              <v:shape id="Text Box 28" o:spid="_x0000_s1044" type="#_x0000_t202" style="position:absolute;margin-left:373pt;margin-top:93.5pt;width:123pt;height:17.5pt;z-index:251668480;visibility:visible;mso-wrap-style:square;mso-width-percent:0;mso-height-percent:0;mso-wrap-distance-left:9pt;mso-wrap-distance-top:0;mso-wrap-distance-right:9pt;mso-wrap-distance-bottom:0;mso-position-horizontal:absolute;mso-position-horizontal-relative:margin;mso-position-vertical:absolute;mso-position-vertical-relative:text;mso-width-percent:0;mso-height-percent:0;mso-width-relative:margin;mso-height-relative:margin;v-text-anchor:top" o:gfxdata="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" filled="f" stroked="f" strokeweight=".5pt">
+              <v:shapetype id="_x0000_t202" coordsize="21600,21600" o:spt="202" path="m,l,21600r21600,l21600,xe">
+                <v:stroke joinstyle="miter"/>
+                <v:path gradientshapeok="t" o:connecttype="rect"/>
+              </v:shapetype>
+              <v:shape id="Text Box 28" o:spid="_x0000_s1044" type="#_x0000_t202" style="position:absolute;margin-left:374.75pt;margin-top:90.85pt;width:123pt;height:17.5pt;z-index:251668480;visibility:visible;mso-wrap-style:square;mso-width-percent:0;mso-height-percent:0;mso-wrap-distance-left:9pt;mso-wrap-distance-top:0;mso-wrap-distance-right:9pt;mso-wrap-distance-bottom:0;mso-position-horizontal:absolute;mso-position-horizontal-relative:margin;mso-position-vertical:absolute;mso-position-vertical-relative:text;mso-width-percent:0;mso-height-percent:0;mso-width-relative:margin;mso-height-relative:margin;v-text-anchor:top" o:gfxdata="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" filled="f" stroked="f" strokeweight=".5pt">
                 <v:textbox>
                   <w:txbxContent>
                     <w:p>
                       <w:pPr>
                         <w:rPr>
+                          <w:b/>
                           <w:color w:val="FF0000"/>
                           <w:sz w:val="16"/>
                         </w:rPr>
                       </w:pPr>
                       <w:r>
                         <w:rPr>
+                          <w:b/>
                           <w:color w:val="FF0000"/>
                           <w:sz w:val="16"/>
                         </w:rPr>
@@ -1850,6 +1876,7 @@
           </mc:Fallback>
         </mc:AlternateContent>
       </w:r>
+      <w:bookmarkStart w:id="0" w:name="_GoBack"/>
       <w:r>
         <w:rPr>
           <w:rFonts w:ascii="Bell MT" w:hAnsi="Bell MT"/>
@@ -2110,6 +2137,7 @@
           </mc:Fallback>
         </mc:AlternateContent>
       </w:r>
+      <w:bookmarkEnd w:id="0"/>
     </w:p>
     <w:p>
       <w:pPr>
@@ -3086,7 +3114,7 @@
 </file>
 
 <file path=customXml/itemProps1.xml><?xml version="1.0" encoding="utf-8"?>
-<ds:datastoreItem xmlns:ds="http://schemas.openxmlformats.org/officeDocument/2006/customXml" ds:itemID="{94A96838-0115-4942-BAA4-95C1CB848717}">
+<ds:datastoreItem xmlns:ds="http://schemas.openxmlformats.org/officeDocument/2006/customXml" ds:itemID="{D8D71934-069F-4389-9190-E9D2889F1EA2}">
   <ds:schemaRefs>
     <ds:schemaRef ds:uri="http://schemas.openxmlformats.org/officeDocument/2006/bibliography"/>
   </ds:schemaRefs>
